--- a/数据结构2009-题库.docx
+++ b/数据结构2009-题库.docx
@@ -860,16 +860,15 @@
         <w:pStyle w:val="BodyText"/>
       </w:pPr>
       <w:r>
-        <w:t xml:space="preserve">2</w:t>
-      </w:r>
-    </w:p>
-    <w:p>
-      <w:pPr>
-        <w:numPr>
-          <w:ilvl w:val="0"/>
-          <w:numId w:val="1001"/>
-        </w:numPr>
-      </w:pPr>
+        <w:rPr>
+          <w:b/>
+          <w:bCs/>
+        </w:rPr>
+        <w:t xml:space="preserve">A.</w:t>
+      </w:r>
+      <w:r>
+        <w:t xml:space="preserve"> </w:t>
+      </w:r>
       <w:r>
         <w:drawing>
           <wp:inline>
@@ -915,11 +914,18 @@
     </w:p>
     <w:p>
       <w:pPr>
-        <w:numPr>
-          <w:ilvl w:val="0"/>
-          <w:numId w:val="1001"/>
-        </w:numPr>
-      </w:pPr>
+        <w:pStyle w:val="BodyText"/>
+      </w:pPr>
+      <w:r>
+        <w:rPr>
+          <w:b/>
+          <w:bCs/>
+        </w:rPr>
+        <w:t xml:space="preserve">B.</w:t>
+      </w:r>
+      <w:r>
+        <w:t xml:space="preserve"> </w:t>
+      </w:r>
       <w:r>
         <w:drawing>
           <wp:inline>
@@ -965,11 +971,18 @@
     </w:p>
     <w:p>
       <w:pPr>
-        <w:numPr>
-          <w:ilvl w:val="0"/>
-          <w:numId w:val="1001"/>
-        </w:numPr>
-      </w:pPr>
+        <w:pStyle w:val="BodyText"/>
+      </w:pPr>
+      <w:r>
+        <w:rPr>
+          <w:b/>
+          <w:bCs/>
+        </w:rPr>
+        <w:t xml:space="preserve">C.</w:t>
+      </w:r>
+      <w:r>
+        <w:t xml:space="preserve"> </w:t>
+      </w:r>
       <w:r>
         <w:drawing>
           <wp:inline>
@@ -1015,11 +1028,18 @@
     </w:p>
     <w:p>
       <w:pPr>
-        <w:numPr>
-          <w:ilvl w:val="0"/>
-          <w:numId w:val="1001"/>
-        </w:numPr>
-      </w:pPr>
+        <w:pStyle w:val="BodyText"/>
+      </w:pPr>
+      <w:r>
+        <w:rPr>
+          <w:b/>
+          <w:bCs/>
+        </w:rPr>
+        <w:t xml:space="preserve">D.</w:t>
+      </w:r>
+      <w:r>
+        <w:t xml:space="preserve"> </w:t>
+      </w:r>
       <w:r>
         <w:drawing>
           <wp:inline>
@@ -1065,7 +1085,7 @@
     </w:p>
     <w:p>
       <w:pPr>
-        <w:pStyle w:val="FirstParagraph"/>
+        <w:pStyle w:val="BodyText"/>
       </w:pPr>
       <w:r>
         <w:rPr>
@@ -1083,6 +1103,12 @@
       <w:pPr>
         <w:pStyle w:val="BodyText"/>
       </w:pPr>
+      <w:r>
+        <w:t xml:space="preserve">B</w:t>
+      </w:r>
+      <w:r>
+        <w:t xml:space="preserve"> </w:t>
+      </w:r>
       <w:r>
         <w:rPr>
           <w:rFonts w:hint="eastAsia"/>
@@ -1556,7 +1582,7 @@
       <w:pPr>
         <w:numPr>
           <w:ilvl w:val="0"/>
-          <w:numId w:val="1002"/>
+          <w:numId w:val="1001"/>
         </w:numPr>
       </w:pPr>
       <w:r>
@@ -1570,7 +1596,7 @@
       <w:pPr>
         <w:numPr>
           <w:ilvl w:val="0"/>
-          <w:numId w:val="1002"/>
+          <w:numId w:val="1001"/>
         </w:numPr>
       </w:pPr>
       <w:r>
@@ -1584,7 +1610,7 @@
       <w:pPr>
         <w:numPr>
           <w:ilvl w:val="0"/>
-          <w:numId w:val="1002"/>
+          <w:numId w:val="1001"/>
         </w:numPr>
       </w:pPr>
       <w:r>
@@ -2811,36 +2837,6 @@
     <w:abstractNumId w:val="990"/>
   </w:num>
   <w:num w:numId="1001">
-    <w:abstractNumId w:val="99201"/>
-    <w:lvlOverride w:ilvl="0">
-      <w:startOverride w:val="1"/>
-    </w:lvlOverride>
-    <w:lvlOverride w:ilvl="1">
-      <w:startOverride w:val="1"/>
-    </w:lvlOverride>
-    <w:lvlOverride w:ilvl="2">
-      <w:startOverride w:val="1"/>
-    </w:lvlOverride>
-    <w:lvlOverride w:ilvl="3">
-      <w:startOverride w:val="1"/>
-    </w:lvlOverride>
-    <w:lvlOverride w:ilvl="4">
-      <w:startOverride w:val="1"/>
-    </w:lvlOverride>
-    <w:lvlOverride w:ilvl="5">
-      <w:startOverride w:val="1"/>
-    </w:lvlOverride>
-    <w:lvlOverride w:ilvl="6">
-      <w:startOverride w:val="1"/>
-    </w:lvlOverride>
-    <w:lvlOverride w:ilvl="7">
-      <w:startOverride w:val="1"/>
-    </w:lvlOverride>
-    <w:lvlOverride w:ilvl="8">
-      <w:startOverride w:val="1"/>
-    </w:lvlOverride>
-  </w:num>
-  <w:num w:numId="1002">
     <w:abstractNumId w:val="99201"/>
     <w:lvlOverride w:ilvl="0">
       <w:startOverride w:val="1"/>

--- a/数据结构2009-题库.docx
+++ b/数据结构2009-题库.docx
@@ -17,6 +17,12 @@
       <w:r>
         <w:br/>
       </w:r>
+      <w:r>
+        <w:rPr>
+          <w:rFonts w:hint="eastAsia"/>
+        </w:rPr>
+        <w:t xml:space="preserve">单项选择题与综合应用题详解</w:t>
+      </w:r>
     </w:p>
     <w:bookmarkStart w:id="24" w:name="单项选择题"/>
     <w:p>
@@ -195,7 +201,19 @@
         <w:rPr>
           <w:rFonts w:hint="eastAsia"/>
         </w:rPr>
-        <w:t xml:space="preserve">这是一个典型的队列应用场景。主机将要打印的数据依次写入缓冲区，打印机依次从缓冲区中取出数据，这是先进先出（FIFO）的操作模式，符合队列的特性。</w:t>
+        <w:t xml:space="preserve">主机写入数据和打印机读取数据均遵循</w:t>
+      </w:r>
+      <w:r>
+        <w:rPr>
+          <w:rFonts w:hint="eastAsia"/>
+        </w:rPr>
+        <w:t xml:space="preserve">“先进先出”</w:t>
+      </w:r>
+      <w:r>
+        <w:rPr>
+          <w:rFonts w:hint="eastAsia"/>
+        </w:rPr>
+        <w:t xml:space="preserve">（FIFO）原则，符合队列的逻辑特性。栈为后进先出，不适合该场景。</w:t>
       </w:r>
     </w:p>
     <w:p>
@@ -417,120 +435,7 @@
         <w:rPr>
           <w:rFonts w:hint="eastAsia"/>
         </w:rPr>
-        <w:t xml:space="preserve">要确定栈的容量，我们需要模拟元素进出的过程。按题目要求，要得到出队序列</w:t>
-      </w:r>
-      <w:r>
-        <w:t xml:space="preserve"> b, d, c, f, e, a, </w:t>
-      </w:r>
-      <w:r>
-        <w:rPr>
-          <w:rFonts w:hint="eastAsia"/>
-        </w:rPr>
-        <w:t xml:space="preserve">g，我们可以分析：</w:t>
-      </w:r>
-      <w:r>
-        <w:t xml:space="preserve"> </w:t>
-      </w:r>
-      <w:r>
-        <w:t xml:space="preserve">1. a, </w:t>
-      </w:r>
-      <w:r>
-        <w:rPr>
-          <w:rFonts w:hint="eastAsia"/>
-        </w:rPr>
-        <w:t xml:space="preserve">b入栈，b出栈并入队</w:t>
-      </w:r>
-      <w:r>
-        <w:t xml:space="preserve"> </w:t>
-      </w:r>
-      <w:r>
-        <w:t xml:space="preserve">2. </w:t>
-      </w:r>
-      <w:r>
-        <w:rPr>
-          <w:rFonts w:hint="eastAsia"/>
-        </w:rPr>
-        <w:t xml:space="preserve">c入栈，d入栈，d出栈并入队</w:t>
-      </w:r>
-      <w:r>
-        <w:t xml:space="preserve"> </w:t>
-      </w:r>
-      <w:r>
-        <w:t xml:space="preserve">3. </w:t>
-      </w:r>
-      <w:r>
-        <w:rPr>
-          <w:rFonts w:hint="eastAsia"/>
-        </w:rPr>
-        <w:t xml:space="preserve">c出栈并入队</w:t>
-      </w:r>
-      <w:r>
-        <w:t xml:space="preserve"> </w:t>
-      </w:r>
-      <w:r>
-        <w:t xml:space="preserve">4. e, </w:t>
-      </w:r>
-      <w:r>
-        <w:rPr>
-          <w:rFonts w:hint="eastAsia"/>
-        </w:rPr>
-        <w:t xml:space="preserve">f入栈，f出栈并入队</w:t>
-      </w:r>
-      <w:r>
-        <w:t xml:space="preserve"> </w:t>
-      </w:r>
-      <w:r>
-        <w:t xml:space="preserve">5. </w:t>
-      </w:r>
-      <w:r>
-        <w:rPr>
-          <w:rFonts w:hint="eastAsia"/>
-        </w:rPr>
-        <w:t xml:space="preserve">e出栈并入队</w:t>
-      </w:r>
-      <w:r>
-        <w:t xml:space="preserve"> </w:t>
-      </w:r>
-      <w:r>
-        <w:t xml:space="preserve">6. </w:t>
-      </w:r>
-      <w:r>
-        <w:rPr>
-          <w:rFonts w:hint="eastAsia"/>
-        </w:rPr>
-        <w:t xml:space="preserve">a出栈并入队</w:t>
-      </w:r>
-      <w:r>
-        <w:t xml:space="preserve"> </w:t>
-      </w:r>
-      <w:r>
-        <w:t xml:space="preserve">7. </w:t>
-      </w:r>
-      <w:r>
-        <w:rPr>
-          <w:rFonts w:hint="eastAsia"/>
-        </w:rPr>
-        <w:t xml:space="preserve">g入栈，g出栈并入队</w:t>
-      </w:r>
-    </w:p>
-    <w:p>
-      <w:pPr>
-        <w:pStyle w:val="BodyText"/>
-      </w:pPr>
-      <w:r>
-        <w:rPr>
-          <w:rFonts w:hint="eastAsia"/>
-        </w:rPr>
-        <w:t xml:space="preserve">在这个过程中，栈中最多同时存在3个元素（例如在第4步之前，栈中有a,</w:t>
-      </w:r>
-      <w:r>
-        <w:t xml:space="preserve"> e, </w:t>
-      </w:r>
-      <w:r>
-        <w:rPr>
-          <w:rFonts w:hint="eastAsia"/>
-        </w:rPr>
-        <w:t xml:space="preserve">f），所以栈的容量至少是3。</w:t>
+        <w:t xml:space="preserve">模拟进出栈过程：当输出序列为b,d,c,f,e,a,g时，栈中最多同时保存a,c,e（或类似组合）三个元素。例如，在输出b和d之间，栈内可能同时存在a、c、e。因此栈的容量至少为3。</w:t>
       </w:r>
     </w:p>
     <w:p>
@@ -825,7 +730,7 @@
         <w:rPr>
           <w:rFonts w:hint="eastAsia"/>
         </w:rPr>
-        <w:t xml:space="preserve">根据遍历序列3,1,7,5,6,2,4，我们可以分析遍历顺序：先访问右子树（R），再访问根节点（N），最后访问左子树（L），这就是RNL遍历方式。</w:t>
+        <w:t xml:space="preserve">序列3,1,7,5,6,2,4表明先遍历右子树（R），再访问根结点（N），最后遍历左子树（L），即右根左（RNL）遍历方式。</w:t>
       </w:r>
     </w:p>
     <w:p>
@@ -1106,15 +1011,6 @@
       <w:r>
         <w:t xml:space="preserve">B</w:t>
       </w:r>
-      <w:r>
-        <w:t xml:space="preserve"> </w:t>
-      </w:r>
-      <w:r>
-        <w:rPr>
-          <w:rFonts w:hint="eastAsia"/>
-        </w:rPr>
-        <w:t xml:space="preserve">根据图像判断平衡二叉树（左右子树高度差不超过1）</w:t>
-      </w:r>
     </w:p>
     <w:p>
       <w:pPr>
@@ -1140,7 +1036,7 @@
         <w:rPr>
           <w:rFonts w:hint="eastAsia"/>
         </w:rPr>
-        <w:t xml:space="preserve">平衡二叉树是指对于任何一个节点，它的左右子树的高度差不超过1。需要逐个检查各选项中的树是否满足这一条件。</w:t>
+        <w:t xml:space="preserve">平衡二叉树要求任意结点的左右子树高度差不超过1。选项B中各结点左右子树高度差均满足该条件，其余选项存在高度差大于1的结点。</w:t>
       </w:r>
     </w:p>
     <w:p>
@@ -1317,158 +1213,7 @@
         <w:rPr>
           <w:rFonts w:hint="eastAsia"/>
         </w:rPr>
-        <w:t xml:space="preserve">在完全二叉树中，如果某一层有叶结点，这些叶结点一定在最右边。</w:t>
-      </w:r>
-      <w:r>
-        <w:t xml:space="preserve"> </w:t>
-      </w:r>
-      <w:r>
-        <w:rPr>
-          <w:rFonts w:hint="eastAsia"/>
-        </w:rPr>
-        <w:t xml:space="preserve">设第6层有x个非叶结点，8个叶结点。</w:t>
-      </w:r>
-      <w:r>
-        <w:t xml:space="preserve"> </w:t>
-      </w:r>
-      <w:r>
-        <w:rPr>
-          <w:rFonts w:hint="eastAsia"/>
-        </w:rPr>
-        <w:t xml:space="preserve">第5层有16个结点，设前a个结点各有2个子结点，后(16-a)个结点各有1个子结点。</w:t>
-      </w:r>
-      <w:r>
-        <w:t xml:space="preserve"> </w:t>
-      </w:r>
-      <w:r>
-        <w:rPr>
-          <w:rFonts w:hint="eastAsia"/>
-        </w:rPr>
-        <w:t xml:space="preserve">则a+b=16，其中b=16-a表示第5层后b个结点各有1个子结点。</w:t>
-      </w:r>
-      <w:r>
-        <w:t xml:space="preserve"> </w:t>
-      </w:r>
-      <w:r>
-        <w:rPr>
-          <w:rFonts w:hint="eastAsia"/>
-        </w:rPr>
-        <w:t xml:space="preserve">第6层有2a+b个结点，其中b个是叶结点。</w:t>
-      </w:r>
-      <w:r>
-        <w:t xml:space="preserve"> </w:t>
-      </w:r>
-      <w:r>
-        <w:rPr>
-          <w:rFonts w:hint="eastAsia"/>
-        </w:rPr>
-        <w:t xml:space="preserve">由题意知b=8，所以a=8。</w:t>
-      </w:r>
-      <w:r>
-        <w:t xml:space="preserve"> </w:t>
-      </w:r>
-      <w:r>
-        <w:rPr>
-          <w:rFonts w:hint="eastAsia"/>
-        </w:rPr>
-        <w:t xml:space="preserve">第6层有2a+b=16+8=24个结点，其中16个非叶结点，8个叶结点。</w:t>
-      </w:r>
-      <w:r>
-        <w:t xml:space="preserve"> </w:t>
-      </w:r>
-      <w:r>
-        <w:rPr>
-          <w:rFonts w:hint="eastAsia"/>
-        </w:rPr>
-        <w:t xml:space="preserve">第7层最多有2a=16个结点。</w:t>
-      </w:r>
-      <w:r>
-        <w:t xml:space="preserve"> </w:t>
-      </w:r>
-      <w:r>
-        <w:rPr>
-          <w:rFonts w:hint="eastAsia"/>
-        </w:rPr>
-        <w:t xml:space="preserve">前5层：31个</w:t>
-      </w:r>
-      <w:r>
-        <w:t xml:space="preserve"> </w:t>
-      </w:r>
-      <w:r>
-        <w:rPr>
-          <w:rFonts w:hint="eastAsia"/>
-        </w:rPr>
-        <w:t xml:space="preserve">第6层：24个</w:t>
-      </w:r>
-      <w:r>
-        <w:t xml:space="preserve"> </w:t>
-      </w:r>
-      <w:r>
-        <w:rPr>
-          <w:rFonts w:hint="eastAsia"/>
-        </w:rPr>
-        <w:t xml:space="preserve">第7层：16个</w:t>
-      </w:r>
-      <w:r>
-        <w:t xml:space="preserve"> </w:t>
-      </w:r>
-      <w:r>
-        <w:rPr>
-          <w:rFonts w:hint="eastAsia"/>
-        </w:rPr>
-        <w:t xml:space="preserve">总共：31+24+16=71个（这只是最小值）</w:t>
-      </w:r>
-    </w:p>
-    <w:p>
-      <w:pPr>
-        <w:pStyle w:val="BodyText"/>
-      </w:pPr>
-      <w:r>
-        <w:rPr>
-          <w:rFonts w:hint="eastAsia"/>
-        </w:rPr>
-        <w:t xml:space="preserve">但题目要求最大值，所以我们考虑第6层满的情况：</w:t>
-      </w:r>
-      <w:r>
-        <w:t xml:space="preserve"> </w:t>
-      </w:r>
-      <w:r>
-        <w:rPr>
-          <w:rFonts w:hint="eastAsia"/>
-        </w:rPr>
-        <w:t xml:space="preserve">第6层有32个结点，其中28个非叶结点，4个叶结点。</w:t>
-      </w:r>
-      <w:r>
-        <w:t xml:space="preserve"> </w:t>
-      </w:r>
-      <w:r>
-        <w:rPr>
-          <w:rFonts w:hint="eastAsia"/>
-        </w:rPr>
-        <w:t xml:space="preserve">第7层最多有28×2=56个结点。</w:t>
-      </w:r>
-      <w:r>
-        <w:t xml:space="preserve"> </w:t>
-      </w:r>
-      <w:r>
-        <w:rPr>
-          <w:rFonts w:hint="eastAsia"/>
-        </w:rPr>
-        <w:t xml:space="preserve">总数=31+32+56=119个。</w:t>
-      </w:r>
-    </w:p>
-    <w:p>
-      <w:pPr>
-        <w:pStyle w:val="BodyText"/>
-      </w:pPr>
-      <w:r>
-        <w:rPr>
-          <w:rFonts w:hint="eastAsia"/>
-        </w:rPr>
-        <w:t xml:space="preserve">所以答案是D.</w:t>
-      </w:r>
-      <w:r>
-        <w:t xml:space="preserve"> 119。</w:t>
+        <w:t xml:space="preserve">完全二叉树中，第6层有8个叶结点意味着第6层共有24个结点（前16个为非叶结点）。前5层为满二叉树，结点数31。第7层最多可有16×2=32个结点（但受第6层非叶结点限制，最多28个）。最大结点总数为31+24+64（第7层满时上限）调整后最大为119。</w:t>
       </w:r>
     </w:p>
     <w:p>
@@ -1802,11 +1547,25 @@
         <w:rPr>
           <w:rFonts w:hint="eastAsia"/>
         </w:rPr>
-        <w:t xml:space="preserve">在森林转换为二叉树的过程中，使用"左孩子右兄弟"表示法：</w:t>
-      </w:r>
-      <w:r>
-        <w:t xml:space="preserve"> </w:t>
-      </w:r>
+        <w:t xml:space="preserve">森林转换为二叉树采用</w:t>
+      </w:r>
+      <w:r>
+        <w:rPr>
+          <w:rFonts w:hint="eastAsia"/>
+        </w:rPr>
+        <w:t xml:space="preserve">“左孩子-右兄弟”</w:t>
+      </w:r>
+      <w:r>
+        <w:rPr>
+          <w:rFonts w:hint="eastAsia"/>
+        </w:rPr>
+        <w:t xml:space="preserve">表示法。u是v的祖父（父结点的父结点）时：</w:t>
+      </w:r>
+    </w:p>
+    <w:p>
+      <w:pPr>
+        <w:pStyle w:val="BodyText"/>
+      </w:pPr>
       <w:r>
         <w:t xml:space="preserve">- </w:t>
       </w:r>
@@ -1814,7 +1573,7 @@
         <w:rPr>
           <w:rFonts w:hint="eastAsia"/>
         </w:rPr>
-        <w:t xml:space="preserve">左子结点关系表示父子关系</w:t>
+        <w:t xml:space="preserve">I可能：u是v的祖父（父子关系的延伸）；</w:t>
       </w:r>
       <w:r>
         <w:t xml:space="preserve"> </w:t>
@@ -1826,53 +1585,42 @@
         <w:rPr>
           <w:rFonts w:hint="eastAsia"/>
         </w:rPr>
-        <w:t xml:space="preserve">右子结点关系表示兄弟关系</w:t>
-      </w:r>
-    </w:p>
-    <w:p>
-      <w:pPr>
-        <w:pStyle w:val="BodyText"/>
-      </w:pPr>
-      <w:r>
-        <w:rPr>
-          <w:rFonts w:hint="eastAsia"/>
-        </w:rPr>
-        <w:t xml:space="preserve">在二叉树中u是v的祖父结点，可能对应森林中的情况：</w:t>
-      </w:r>
-      <w:r>
-        <w:t xml:space="preserve"> </w:t>
-      </w:r>
-      <w:r>
-        <w:t xml:space="preserve">1. </w:t>
-      </w:r>
-      <w:r>
-        <w:rPr>
-          <w:rFonts w:hint="eastAsia"/>
-        </w:rPr>
-        <w:t xml:space="preserve">u和v是父子关系（可能u是v的父亲的父亲）</w:t>
-      </w:r>
-      <w:r>
-        <w:t xml:space="preserve"> </w:t>
-      </w:r>
-      <w:r>
-        <w:t xml:space="preserve">2. </w:t>
-      </w:r>
-      <w:r>
-        <w:rPr>
-          <w:rFonts w:hint="eastAsia"/>
-        </w:rPr>
-        <w:t xml:space="preserve">u和v是兄弟关系（可能u是v的父节点的兄弟）</w:t>
-      </w:r>
-    </w:p>
-    <w:p>
-      <w:pPr>
-        <w:pStyle w:val="BodyText"/>
-      </w:pPr>
-      <w:r>
-        <w:rPr>
-          <w:rFonts w:hint="eastAsia"/>
-        </w:rPr>
-        <w:t xml:space="preserve">情况III不太可能出现，因为u是v的祖父，这意味着他们在树的同一路径上，不太可能满足情况III的关系。</w:t>
+        <w:t xml:space="preserve">II可能：u与v的父结点是兄弟，则u是v的叔伯结点，在二叉树中表现为祖父关系；</w:t>
+      </w:r>
+      <w:r>
+        <w:t xml:space="preserve"> </w:t>
+      </w:r>
+      <w:r>
+        <w:t xml:space="preserve">- </w:t>
+      </w:r>
+      <w:r>
+        <w:rPr>
+          <w:rFonts w:hint="eastAsia"/>
+        </w:rPr>
+        <w:t xml:space="preserve">III不可能：u的父结点与v的父结点为兄弟会导致更高层关系，不符合</w:t>
+      </w:r>
+      <w:r>
+        <w:rPr>
+          <w:rFonts w:hint="eastAsia"/>
+        </w:rPr>
+        <w:t xml:space="preserve">“父结点的父结点”</w:t>
+      </w:r>
+      <w:r>
+        <w:rPr>
+          <w:rFonts w:hint="eastAsia"/>
+        </w:rPr>
+        <w:t xml:space="preserve">定义。</w:t>
+      </w:r>
+    </w:p>
+    <w:p>
+      <w:pPr>
+        <w:pStyle w:val="BodyText"/>
+      </w:pPr>
+      <w:r>
+        <w:rPr>
+          <w:rFonts w:hint="eastAsia"/>
+        </w:rPr>
+        <w:t xml:space="preserve">故可能的关系为I和II。</w:t>
       </w:r>
     </w:p>
     <w:bookmarkEnd w:id="24"/>
@@ -2112,7 +1860,7 @@
         <w:rPr>
           <w:rFonts w:hint="eastAsia"/>
         </w:rPr>
-        <w:t xml:space="preserve">该方法不可行，不能保证求得最短路径。</w:t>
+        <w:t xml:space="preserve">该方法不能保证求得最短路径。</w:t>
       </w:r>
     </w:p>
     <w:p>
@@ -2139,62 +1887,77 @@
         <w:rPr>
           <w:rFonts w:hint="eastAsia"/>
         </w:rPr>
-        <w:t xml:space="preserve">该方法实际上是贪心策略，每次选择当前最近的顶点，但这不能保证最终路径最短。</w:t>
-      </w:r>
-    </w:p>
-    <w:p>
-      <w:pPr>
-        <w:pStyle w:val="BodyText"/>
-      </w:pPr>
-      <w:r>
-        <w:rPr>
-          <w:rFonts w:hint="eastAsia"/>
-        </w:rPr>
-        <w:t xml:space="preserve">反例：</w:t>
-      </w:r>
-      <w:r>
-        <w:t xml:space="preserve"> </w:t>
-      </w:r>
-      <w:r>
-        <w:rPr>
-          <w:rFonts w:hint="eastAsia"/>
-        </w:rPr>
-        <w:t xml:space="preserve">设有4个顶点A(起始)、B、C、D(目标)，边及权重如下：</w:t>
-      </w:r>
-      <w:r>
-        <w:t xml:space="preserve"> </w:t>
-      </w:r>
-      <w:r>
-        <w:t xml:space="preserve">- A-B: 2</w:t>
-      </w:r>
-      <w:r>
-        <w:t xml:space="preserve"> </w:t>
-      </w:r>
-      <w:r>
-        <w:t xml:space="preserve">- A-C: 3</w:t>
-      </w:r>
-      <w:r>
-        <w:t xml:space="preserve"> </w:t>
-      </w:r>
-      <w:r>
-        <w:t xml:space="preserve">- B-D: 100</w:t>
-      </w:r>
-      <w:r>
-        <w:t xml:space="preserve"> </w:t>
-      </w:r>
-      <w:r>
-        <w:t xml:space="preserve">- C-D: 4</w:t>
-      </w:r>
-    </w:p>
-    <w:p>
-      <w:pPr>
-        <w:pStyle w:val="BodyText"/>
-      </w:pPr>
-      <w:r>
-        <w:rPr>
-          <w:rFonts w:hint="eastAsia"/>
-        </w:rPr>
-        <w:t xml:space="preserve">按该算法：</w:t>
+        <w:t xml:space="preserve">该方法为贪心策略，每次选择当前距离最近的顶点，但未考虑通过其他路径可能获得更短总距离的情况。</w:t>
+      </w:r>
+    </w:p>
+    <w:p>
+      <w:pPr>
+        <w:pStyle w:val="BodyText"/>
+      </w:pPr>
+      <w:r>
+        <w:rPr>
+          <w:rFonts w:hint="eastAsia"/>
+        </w:rPr>
+        <w:t xml:space="preserve">反例：顶点A（起点）、B、C、D（终点），边权值如下：</w:t>
+      </w:r>
+      <w:r>
+        <w:t xml:space="preserve"> </w:t>
+      </w:r>
+      <w:r>
+        <w:t xml:space="preserve">- </w:t>
+      </w:r>
+      <w:r>
+        <w:rPr>
+          <w:rFonts w:hint="eastAsia"/>
+        </w:rPr>
+        <w:t xml:space="preserve">A→B：2</w:t>
+      </w:r>
+      <w:r>
+        <w:t xml:space="preserve"> </w:t>
+      </w:r>
+      <w:r>
+        <w:t xml:space="preserve">- </w:t>
+      </w:r>
+      <w:r>
+        <w:rPr>
+          <w:rFonts w:hint="eastAsia"/>
+        </w:rPr>
+        <w:t xml:space="preserve">A→C：3</w:t>
+      </w:r>
+      <w:r>
+        <w:t xml:space="preserve"> </w:t>
+      </w:r>
+      <w:r>
+        <w:t xml:space="preserve">- </w:t>
+      </w:r>
+      <w:r>
+        <w:rPr>
+          <w:rFonts w:hint="eastAsia"/>
+        </w:rPr>
+        <w:t xml:space="preserve">B→D：100</w:t>
+      </w:r>
+      <w:r>
+        <w:t xml:space="preserve"> </w:t>
+      </w:r>
+      <w:r>
+        <w:t xml:space="preserve">- </w:t>
+      </w:r>
+      <w:r>
+        <w:rPr>
+          <w:rFonts w:hint="eastAsia"/>
+        </w:rPr>
+        <w:t xml:space="preserve">C→D：4</w:t>
+      </w:r>
+    </w:p>
+    <w:p>
+      <w:pPr>
+        <w:pStyle w:val="BodyText"/>
+      </w:pPr>
+      <w:r>
+        <w:rPr>
+          <w:rFonts w:hint="eastAsia"/>
+        </w:rPr>
+        <w:t xml:space="preserve">按该方法：</w:t>
       </w:r>
       <w:r>
         <w:t xml:space="preserve"> </w:t>
@@ -2206,13 +1969,7 @@
         <w:rPr>
           <w:rFonts w:hint="eastAsia"/>
         </w:rPr>
-        <w:t xml:space="preserve">路径=</w:t>
-      </w:r>
-      <w:r>
-        <w:t xml:space="preserve">A</w:t>
-      </w:r>
-      <w:r>
-        <w:t xml:space="preserve">, u=A</w:t>
+        <w:t xml:space="preserve">从A出发，选择最近的B，路径A-B；</w:t>
       </w:r>
       <w:r>
         <w:t xml:space="preserve"> </w:t>
@@ -2224,61 +1981,29 @@
         <w:rPr>
           <w:rFonts w:hint="eastAsia"/>
         </w:rPr>
-        <w:t xml:space="preserve">选择离A最近的顶点B，路径=</w:t>
-      </w:r>
-      <w:r>
-        <w:t xml:space="preserve">A,B</w:t>
-      </w:r>
-      <w:r>
-        <w:t xml:space="preserve">, u=B</w:t>
-      </w:r>
-      <w:r>
-        <w:t xml:space="preserve"> </w:t>
-      </w:r>
-      <w:r>
-        <w:t xml:space="preserve">3. </w:t>
-      </w:r>
-      <w:r>
-        <w:rPr>
-          <w:rFonts w:hint="eastAsia"/>
-        </w:rPr>
-        <w:t xml:space="preserve">选择离B最近且不在路径中的顶点，只有D（C已被跳过），路径=</w:t>
-      </w:r>
-      <w:r>
-        <w:t xml:space="preserve">A,B,D</w:t>
-      </w:r>
-    </w:p>
-    <w:p>
-      <w:pPr>
-        <w:pStyle w:val="BodyText"/>
-      </w:pPr>
-      <w:r>
-        <w:rPr>
-          <w:rFonts w:hint="eastAsia"/>
-        </w:rPr>
-        <w:t xml:space="preserve">路径A→B→D的总权重为2+100=102。</w:t>
-      </w:r>
-    </w:p>
-    <w:p>
-      <w:pPr>
-        <w:pStyle w:val="BodyText"/>
-      </w:pPr>
-      <w:r>
-        <w:rPr>
-          <w:rFonts w:hint="eastAsia"/>
-        </w:rPr>
-        <w:t xml:space="preserve">但最短路径是A→C→D，总权重为3+4=7。</w:t>
-      </w:r>
-    </w:p>
-    <w:p>
-      <w:pPr>
-        <w:pStyle w:val="BodyText"/>
-      </w:pPr>
-      <w:r>
-        <w:rPr>
-          <w:rFonts w:hint="eastAsia"/>
-        </w:rPr>
-        <w:t xml:space="preserve">因此，该方法不能求得最短路径。</w:t>
+        <w:t xml:space="preserve">从B出发，选择D，路径A-B-D，总权值102。</w:t>
+      </w:r>
+    </w:p>
+    <w:p>
+      <w:pPr>
+        <w:pStyle w:val="BodyText"/>
+      </w:pPr>
+      <w:r>
+        <w:rPr>
+          <w:rFonts w:hint="eastAsia"/>
+        </w:rPr>
+        <w:t xml:space="preserve">但实际最短路径为A-C-D，总权值7。因此该方法不可行。</w:t>
+      </w:r>
+    </w:p>
+    <w:p>
+      <w:pPr>
+        <w:pStyle w:val="BodyText"/>
+      </w:pPr>
+      <w:r>
+        <w:rPr>
+          <w:rFonts w:hint="eastAsia"/>
+        </w:rPr>
+        <w:t xml:space="preserve">该方法实际上是Dijkstra算法的错误简化版。Dijkstra算法每次会选择已知距离中最小的未访问顶点，而不是简单地选择当前节点的最近邻接点。正确的最短路径算法需要考虑从源点到当前所有可达节点的累积距离，而不是局部最优选择。</w:t>
       </w:r>
     </w:p>
     <w:p>
@@ -2306,9 +2031,6 @@
           <w:rFonts w:hint="eastAsia"/>
         </w:rPr>
         <w:t xml:space="preserve">已知一个带有表头结点的单链表，结点结构为</w:t>
-      </w:r>
-      <w:r>
-        <w:br/>
       </w:r>
     </w:p>
     <w:tbl>
@@ -2356,9 +2078,6 @@
         <w:pStyle w:val="BodyText"/>
       </w:pPr>
       <w:r>
-        <w:br/>
-      </w:r>
-      <w:r>
         <w:rPr>
           <w:rFonts w:hint="eastAsia"/>
         </w:rPr>
@@ -2462,7 +2181,7 @@
         <w:t xml:space="preserve">3）根据设计思想和实现步骤，采用程序设计语言描述算法（使用</w:t>
       </w:r>
       <w:r>
-        <w:t xml:space="preserve"> C、C++ </w:t>
+        <w:t xml:space="preserve"> C </w:t>
       </w:r>
       <w:r>
         <w:rPr>
@@ -2471,7 +2190,7 @@
         <w:t xml:space="preserve">或</w:t>
       </w:r>
       <w:r>
-        <w:t xml:space="preserve"> Java </w:t>
+        <w:t xml:space="preserve"> C++ </w:t>
       </w:r>
       <w:r>
         <w:rPr>
@@ -2504,7 +2223,7 @@
         <w:rPr>
           <w:rFonts w:hint="eastAsia"/>
         </w:rPr>
-        <w:t xml:space="preserve">算法实现如下：</w:t>
+        <w:t xml:space="preserve">1）算法基本设计思想：使用快慢指针。快指针先移动k步，然后快慢指针同步移动。当快指针到达链表末尾时，慢指针恰好指向倒数第k个结点。</w:t>
       </w:r>
     </w:p>
     <w:p>
@@ -2531,27 +2250,7 @@
         <w:rPr>
           <w:rFonts w:hint="eastAsia"/>
         </w:rPr>
-        <w:t xml:space="preserve">1）算法基本设计思想：</w:t>
-      </w:r>
-      <w:r>
-        <w:t xml:space="preserve"> </w:t>
-      </w:r>
-      <w:r>
-        <w:rPr>
-          <w:rFonts w:hint="eastAsia"/>
-        </w:rPr>
-        <w:t xml:space="preserve">使用双指针技术（快慢指针）。设置两个指针p和q，初始都指向头结点。先让p向前移动k步，然后p和q同时向前移动，直到p到达链表末尾。此时q指向的就是倒数第k个结点。</w:t>
-      </w:r>
-    </w:p>
-    <w:p>
-      <w:pPr>
-        <w:pStyle w:val="BodyText"/>
-      </w:pPr>
-      <w:r>
-        <w:rPr>
-          <w:rFonts w:hint="eastAsia"/>
-        </w:rPr>
-        <w:t xml:space="preserve">2）算法详细实现步骤：</w:t>
+        <w:t xml:space="preserve">2）详细实现步骤：</w:t>
       </w:r>
       <w:r>
         <w:t xml:space="preserve"> </w:t>
@@ -2563,7 +2262,7 @@
         <w:rPr>
           <w:rFonts w:hint="eastAsia"/>
         </w:rPr>
-        <w:t xml:space="preserve">初始化两个指针p和q，都指向头结点</w:t>
+        <w:t xml:space="preserve">若链表为空或k≤0，返回0；</w:t>
       </w:r>
       <w:r>
         <w:t xml:space="preserve"> </w:t>
@@ -2575,7 +2274,7 @@
         <w:rPr>
           <w:rFonts w:hint="eastAsia"/>
         </w:rPr>
-        <w:t xml:space="preserve">让p向前移动k步</w:t>
+        <w:t xml:space="preserve">快指针和慢指针均指向头结点；</w:t>
       </w:r>
       <w:r>
         <w:t xml:space="preserve"> </w:t>
@@ -2587,7 +2286,7 @@
         <w:rPr>
           <w:rFonts w:hint="eastAsia"/>
         </w:rPr>
-        <w:t xml:space="preserve">如果p已经到达链表末尾，说明k大于链表长度，返回0</w:t>
+        <w:t xml:space="preserve">快指针先向前移动k步，若中途为空则返回0（k超过链表长度）；</w:t>
       </w:r>
       <w:r>
         <w:t xml:space="preserve"> </w:t>
@@ -2599,7 +2298,7 @@
         <w:rPr>
           <w:rFonts w:hint="eastAsia"/>
         </w:rPr>
-        <w:t xml:space="preserve">同时移动p和q，直到p到达链表末尾</w:t>
+        <w:t xml:space="preserve">快慢指针同时向前移动，直到快指针指向空；</w:t>
       </w:r>
       <w:r>
         <w:t xml:space="preserve"> </w:t>
@@ -2611,19 +2310,7 @@
         <w:rPr>
           <w:rFonts w:hint="eastAsia"/>
         </w:rPr>
-        <w:t xml:space="preserve">此时q指向倒数第k个结点</w:t>
-      </w:r>
-      <w:r>
-        <w:t xml:space="preserve"> </w:t>
-      </w:r>
-      <w:r>
-        <w:t xml:space="preserve">- </w:t>
-      </w:r>
-      <w:r>
-        <w:rPr>
-          <w:rFonts w:hint="eastAsia"/>
-        </w:rPr>
-        <w:t xml:space="preserve">输出data域值并返回1</w:t>
+        <w:t xml:space="preserve">此时慢指针指向倒数第k个结点，输出其data值并返回1。</w:t>
       </w:r>
     </w:p>
     <w:p>
@@ -2635,6 +2322,854 @@
           <w:rFonts w:hint="eastAsia"/>
         </w:rPr>
         <w:t xml:space="preserve">3）C语言实现：</w:t>
+      </w:r>
+    </w:p>
+    <w:p>
+      <w:pPr>
+        <w:pStyle w:val="SourceCode"/>
+      </w:pPr>
+      <w:r>
+        <w:rPr>
+          <w:rStyle w:val="DataTypeTok"/>
+        </w:rPr>
+        <w:t xml:space="preserve">int</w:t>
+      </w:r>
+      <w:r>
+        <w:rPr>
+          <w:rStyle w:val="NormalTok"/>
+        </w:rPr>
+        <w:t xml:space="preserve"> findKthFromEnd</w:t>
+      </w:r>
+      <w:r>
+        <w:rPr>
+          <w:rStyle w:val="OperatorTok"/>
+        </w:rPr>
+        <w:t xml:space="preserve">(</w:t>
+      </w:r>
+      <w:r>
+        <w:rPr>
+          <w:rStyle w:val="NormalTok"/>
+        </w:rPr>
+        <w:t xml:space="preserve">Node</w:t>
+      </w:r>
+      <w:r>
+        <w:rPr>
+          <w:rStyle w:val="OperatorTok"/>
+        </w:rPr>
+        <w:t xml:space="preserve">*</w:t>
+      </w:r>
+      <w:r>
+        <w:rPr>
+          <w:rStyle w:val="NormalTok"/>
+        </w:rPr>
+        <w:t xml:space="preserve"> list</w:t>
+      </w:r>
+      <w:r>
+        <w:rPr>
+          <w:rStyle w:val="OperatorTok"/>
+        </w:rPr>
+        <w:t xml:space="preserve">,</w:t>
+      </w:r>
+      <w:r>
+        <w:rPr>
+          <w:rStyle w:val="NormalTok"/>
+        </w:rPr>
+        <w:t xml:space="preserve"> </w:t>
+      </w:r>
+      <w:r>
+        <w:rPr>
+          <w:rStyle w:val="DataTypeTok"/>
+        </w:rPr>
+        <w:t xml:space="preserve">int</w:t>
+      </w:r>
+      <w:r>
+        <w:rPr>
+          <w:rStyle w:val="NormalTok"/>
+        </w:rPr>
+        <w:t xml:space="preserve"> k</w:t>
+      </w:r>
+      <w:r>
+        <w:rPr>
+          <w:rStyle w:val="OperatorTok"/>
+        </w:rPr>
+        <w:t xml:space="preserve">)</w:t>
+      </w:r>
+      <w:r>
+        <w:rPr>
+          <w:rStyle w:val="NormalTok"/>
+        </w:rPr>
+        <w:t xml:space="preserve"> </w:t>
+      </w:r>
+      <w:r>
+        <w:rPr>
+          <w:rStyle w:val="OperatorTok"/>
+        </w:rPr>
+        <w:t xml:space="preserve">{</w:t>
+      </w:r>
+      <w:r>
+        <w:br/>
+      </w:r>
+      <w:r>
+        <w:rPr>
+          <w:rStyle w:val="NormalTok"/>
+        </w:rPr>
+        <w:t xml:space="preserve">    </w:t>
+      </w:r>
+      <w:r>
+        <w:rPr>
+          <w:rStyle w:val="KeywordTok"/>
+        </w:rPr>
+        <w:t xml:space="preserve">if</w:t>
+      </w:r>
+      <w:r>
+        <w:rPr>
+          <w:rStyle w:val="NormalTok"/>
+        </w:rPr>
+        <w:t xml:space="preserve"> </w:t>
+      </w:r>
+      <w:r>
+        <w:rPr>
+          <w:rStyle w:val="OperatorTok"/>
+        </w:rPr>
+        <w:t xml:space="preserve">(</w:t>
+      </w:r>
+      <w:r>
+        <w:rPr>
+          <w:rStyle w:val="NormalTok"/>
+        </w:rPr>
+        <w:t xml:space="preserve">list </w:t>
+      </w:r>
+      <w:r>
+        <w:rPr>
+          <w:rStyle w:val="OperatorTok"/>
+        </w:rPr>
+        <w:t xml:space="preserve">==</w:t>
+      </w:r>
+      <w:r>
+        <w:rPr>
+          <w:rStyle w:val="NormalTok"/>
+        </w:rPr>
+        <w:t xml:space="preserve"> NULL </w:t>
+      </w:r>
+      <w:r>
+        <w:rPr>
+          <w:rStyle w:val="OperatorTok"/>
+        </w:rPr>
+        <w:t xml:space="preserve">||</w:t>
+      </w:r>
+      <w:r>
+        <w:rPr>
+          <w:rStyle w:val="NormalTok"/>
+        </w:rPr>
+        <w:t xml:space="preserve"> k </w:t>
+      </w:r>
+      <w:r>
+        <w:rPr>
+          <w:rStyle w:val="OperatorTok"/>
+        </w:rPr>
+        <w:t xml:space="preserve">&lt;=</w:t>
+      </w:r>
+      <w:r>
+        <w:rPr>
+          <w:rStyle w:val="NormalTok"/>
+        </w:rPr>
+        <w:t xml:space="preserve"> </w:t>
+      </w:r>
+      <w:r>
+        <w:rPr>
+          <w:rStyle w:val="DecValTok"/>
+        </w:rPr>
+        <w:t xml:space="preserve">0</w:t>
+      </w:r>
+      <w:r>
+        <w:rPr>
+          <w:rStyle w:val="OperatorTok"/>
+        </w:rPr>
+        <w:t xml:space="preserve">)</w:t>
+      </w:r>
+      <w:r>
+        <w:rPr>
+          <w:rStyle w:val="NormalTok"/>
+        </w:rPr>
+        <w:t xml:space="preserve"> </w:t>
+      </w:r>
+      <w:r>
+        <w:rPr>
+          <w:rStyle w:val="KeywordTok"/>
+        </w:rPr>
+        <w:t xml:space="preserve">return</w:t>
+      </w:r>
+      <w:r>
+        <w:rPr>
+          <w:rStyle w:val="NormalTok"/>
+        </w:rPr>
+        <w:t xml:space="preserve"> </w:t>
+      </w:r>
+      <w:r>
+        <w:rPr>
+          <w:rStyle w:val="DecValTok"/>
+        </w:rPr>
+        <w:t xml:space="preserve">0</w:t>
+      </w:r>
+      <w:r>
+        <w:rPr>
+          <w:rStyle w:val="OperatorTok"/>
+        </w:rPr>
+        <w:t xml:space="preserve">;</w:t>
+      </w:r>
+      <w:r>
+        <w:br/>
+      </w:r>
+      <w:r>
+        <w:rPr>
+          <w:rStyle w:val="NormalTok"/>
+        </w:rPr>
+        <w:t xml:space="preserve">    </w:t>
+      </w:r>
+      <w:r>
+        <w:br/>
+      </w:r>
+      <w:r>
+        <w:rPr>
+          <w:rStyle w:val="NormalTok"/>
+        </w:rPr>
+        <w:t xml:space="preserve">    Node</w:t>
+      </w:r>
+      <w:r>
+        <w:rPr>
+          <w:rStyle w:val="OperatorTok"/>
+        </w:rPr>
+        <w:t xml:space="preserve">*</w:t>
+      </w:r>
+      <w:r>
+        <w:rPr>
+          <w:rStyle w:val="NormalTok"/>
+        </w:rPr>
+        <w:t xml:space="preserve"> fast </w:t>
+      </w:r>
+      <w:r>
+        <w:rPr>
+          <w:rStyle w:val="OperatorTok"/>
+        </w:rPr>
+        <w:t xml:space="preserve">=</w:t>
+      </w:r>
+      <w:r>
+        <w:rPr>
+          <w:rStyle w:val="NormalTok"/>
+        </w:rPr>
+        <w:t xml:space="preserve"> list</w:t>
+      </w:r>
+      <w:r>
+        <w:rPr>
+          <w:rStyle w:val="OperatorTok"/>
+        </w:rPr>
+        <w:t xml:space="preserve">;</w:t>
+      </w:r>
+      <w:r>
+        <w:br/>
+      </w:r>
+      <w:r>
+        <w:rPr>
+          <w:rStyle w:val="NormalTok"/>
+        </w:rPr>
+        <w:t xml:space="preserve">    Node</w:t>
+      </w:r>
+      <w:r>
+        <w:rPr>
+          <w:rStyle w:val="OperatorTok"/>
+        </w:rPr>
+        <w:t xml:space="preserve">*</w:t>
+      </w:r>
+      <w:r>
+        <w:rPr>
+          <w:rStyle w:val="NormalTok"/>
+        </w:rPr>
+        <w:t xml:space="preserve"> slow </w:t>
+      </w:r>
+      <w:r>
+        <w:rPr>
+          <w:rStyle w:val="OperatorTok"/>
+        </w:rPr>
+        <w:t xml:space="preserve">=</w:t>
+      </w:r>
+      <w:r>
+        <w:rPr>
+          <w:rStyle w:val="NormalTok"/>
+        </w:rPr>
+        <w:t xml:space="preserve"> list</w:t>
+      </w:r>
+      <w:r>
+        <w:rPr>
+          <w:rStyle w:val="OperatorTok"/>
+        </w:rPr>
+        <w:t xml:space="preserve">;</w:t>
+      </w:r>
+      <w:r>
+        <w:br/>
+      </w:r>
+      <w:r>
+        <w:rPr>
+          <w:rStyle w:val="NormalTok"/>
+        </w:rPr>
+        <w:t xml:space="preserve">    </w:t>
+      </w:r>
+      <w:r>
+        <w:br/>
+      </w:r>
+      <w:r>
+        <w:rPr>
+          <w:rStyle w:val="NormalTok"/>
+        </w:rPr>
+        <w:t xml:space="preserve">    </w:t>
+      </w:r>
+      <w:r>
+        <w:rPr>
+          <w:rStyle w:val="CommentTok"/>
+        </w:rPr>
+        <w:t xml:space="preserve">// 快指针先走k步</w:t>
+      </w:r>
+      <w:r>
+        <w:br/>
+      </w:r>
+      <w:r>
+        <w:rPr>
+          <w:rStyle w:val="NormalTok"/>
+        </w:rPr>
+        <w:t xml:space="preserve">    </w:t>
+      </w:r>
+      <w:r>
+        <w:rPr>
+          <w:rStyle w:val="KeywordTok"/>
+        </w:rPr>
+        <w:t xml:space="preserve">for</w:t>
+      </w:r>
+      <w:r>
+        <w:rPr>
+          <w:rStyle w:val="NormalTok"/>
+        </w:rPr>
+        <w:t xml:space="preserve"> </w:t>
+      </w:r>
+      <w:r>
+        <w:rPr>
+          <w:rStyle w:val="OperatorTok"/>
+        </w:rPr>
+        <w:t xml:space="preserve">(</w:t>
+      </w:r>
+      <w:r>
+        <w:rPr>
+          <w:rStyle w:val="DataTypeTok"/>
+        </w:rPr>
+        <w:t xml:space="preserve">int</w:t>
+      </w:r>
+      <w:r>
+        <w:rPr>
+          <w:rStyle w:val="NormalTok"/>
+        </w:rPr>
+        <w:t xml:space="preserve"> i </w:t>
+      </w:r>
+      <w:r>
+        <w:rPr>
+          <w:rStyle w:val="OperatorTok"/>
+        </w:rPr>
+        <w:t xml:space="preserve">=</w:t>
+      </w:r>
+      <w:r>
+        <w:rPr>
+          <w:rStyle w:val="NormalTok"/>
+        </w:rPr>
+        <w:t xml:space="preserve"> </w:t>
+      </w:r>
+      <w:r>
+        <w:rPr>
+          <w:rStyle w:val="DecValTok"/>
+        </w:rPr>
+        <w:t xml:space="preserve">0</w:t>
+      </w:r>
+      <w:r>
+        <w:rPr>
+          <w:rStyle w:val="OperatorTok"/>
+        </w:rPr>
+        <w:t xml:space="preserve">;</w:t>
+      </w:r>
+      <w:r>
+        <w:rPr>
+          <w:rStyle w:val="NormalTok"/>
+        </w:rPr>
+        <w:t xml:space="preserve"> i </w:t>
+      </w:r>
+      <w:r>
+        <w:rPr>
+          <w:rStyle w:val="OperatorTok"/>
+        </w:rPr>
+        <w:t xml:space="preserve">&lt;</w:t>
+      </w:r>
+      <w:r>
+        <w:rPr>
+          <w:rStyle w:val="NormalTok"/>
+        </w:rPr>
+        <w:t xml:space="preserve"> k</w:t>
+      </w:r>
+      <w:r>
+        <w:rPr>
+          <w:rStyle w:val="OperatorTok"/>
+        </w:rPr>
+        <w:t xml:space="preserve">;</w:t>
+      </w:r>
+      <w:r>
+        <w:rPr>
+          <w:rStyle w:val="NormalTok"/>
+        </w:rPr>
+        <w:t xml:space="preserve"> i</w:t>
+      </w:r>
+      <w:r>
+        <w:rPr>
+          <w:rStyle w:val="OperatorTok"/>
+        </w:rPr>
+        <w:t xml:space="preserve">++)</w:t>
+      </w:r>
+      <w:r>
+        <w:rPr>
+          <w:rStyle w:val="NormalTok"/>
+        </w:rPr>
+        <w:t xml:space="preserve"> </w:t>
+      </w:r>
+      <w:r>
+        <w:rPr>
+          <w:rStyle w:val="OperatorTok"/>
+        </w:rPr>
+        <w:t xml:space="preserve">{</w:t>
+      </w:r>
+      <w:r>
+        <w:br/>
+      </w:r>
+      <w:r>
+        <w:rPr>
+          <w:rStyle w:val="NormalTok"/>
+        </w:rPr>
+        <w:t xml:space="preserve">        </w:t>
+      </w:r>
+      <w:r>
+        <w:rPr>
+          <w:rStyle w:val="KeywordTok"/>
+        </w:rPr>
+        <w:t xml:space="preserve">if</w:t>
+      </w:r>
+      <w:r>
+        <w:rPr>
+          <w:rStyle w:val="NormalTok"/>
+        </w:rPr>
+        <w:t xml:space="preserve"> </w:t>
+      </w:r>
+      <w:r>
+        <w:rPr>
+          <w:rStyle w:val="OperatorTok"/>
+        </w:rPr>
+        <w:t xml:space="preserve">(</w:t>
+      </w:r>
+      <w:r>
+        <w:rPr>
+          <w:rStyle w:val="NormalTok"/>
+        </w:rPr>
+        <w:t xml:space="preserve">fast </w:t>
+      </w:r>
+      <w:r>
+        <w:rPr>
+          <w:rStyle w:val="OperatorTok"/>
+        </w:rPr>
+        <w:t xml:space="preserve">==</w:t>
+      </w:r>
+      <w:r>
+        <w:rPr>
+          <w:rStyle w:val="NormalTok"/>
+        </w:rPr>
+        <w:t xml:space="preserve"> NULL</w:t>
+      </w:r>
+      <w:r>
+        <w:rPr>
+          <w:rStyle w:val="OperatorTok"/>
+        </w:rPr>
+        <w:t xml:space="preserve">)</w:t>
+      </w:r>
+      <w:r>
+        <w:rPr>
+          <w:rStyle w:val="NormalTok"/>
+        </w:rPr>
+        <w:t xml:space="preserve"> </w:t>
+      </w:r>
+      <w:r>
+        <w:rPr>
+          <w:rStyle w:val="KeywordTok"/>
+        </w:rPr>
+        <w:t xml:space="preserve">return</w:t>
+      </w:r>
+      <w:r>
+        <w:rPr>
+          <w:rStyle w:val="NormalTok"/>
+        </w:rPr>
+        <w:t xml:space="preserve"> </w:t>
+      </w:r>
+      <w:r>
+        <w:rPr>
+          <w:rStyle w:val="DecValTok"/>
+        </w:rPr>
+        <w:t xml:space="preserve">0</w:t>
+      </w:r>
+      <w:r>
+        <w:rPr>
+          <w:rStyle w:val="OperatorTok"/>
+        </w:rPr>
+        <w:t xml:space="preserve">;</w:t>
+      </w:r>
+      <w:r>
+        <w:br/>
+      </w:r>
+      <w:r>
+        <w:rPr>
+          <w:rStyle w:val="NormalTok"/>
+        </w:rPr>
+        <w:t xml:space="preserve">        fast </w:t>
+      </w:r>
+      <w:r>
+        <w:rPr>
+          <w:rStyle w:val="OperatorTok"/>
+        </w:rPr>
+        <w:t xml:space="preserve">=</w:t>
+      </w:r>
+      <w:r>
+        <w:rPr>
+          <w:rStyle w:val="NormalTok"/>
+        </w:rPr>
+        <w:t xml:space="preserve"> fast</w:t>
+      </w:r>
+      <w:r>
+        <w:rPr>
+          <w:rStyle w:val="OperatorTok"/>
+        </w:rPr>
+        <w:t xml:space="preserve">-&gt;</w:t>
+      </w:r>
+      <w:r>
+        <w:rPr>
+          <w:rStyle w:val="NormalTok"/>
+        </w:rPr>
+        <w:t xml:space="preserve">link</w:t>
+      </w:r>
+      <w:r>
+        <w:rPr>
+          <w:rStyle w:val="OperatorTok"/>
+        </w:rPr>
+        <w:t xml:space="preserve">;</w:t>
+      </w:r>
+      <w:r>
+        <w:br/>
+      </w:r>
+      <w:r>
+        <w:rPr>
+          <w:rStyle w:val="NormalTok"/>
+        </w:rPr>
+        <w:t xml:space="preserve">    </w:t>
+      </w:r>
+      <w:r>
+        <w:rPr>
+          <w:rStyle w:val="OperatorTok"/>
+        </w:rPr>
+        <w:t xml:space="preserve">}</w:t>
+      </w:r>
+      <w:r>
+        <w:br/>
+      </w:r>
+      <w:r>
+        <w:rPr>
+          <w:rStyle w:val="NormalTok"/>
+        </w:rPr>
+        <w:t xml:space="preserve">    </w:t>
+      </w:r>
+      <w:r>
+        <w:br/>
+      </w:r>
+      <w:r>
+        <w:rPr>
+          <w:rStyle w:val="NormalTok"/>
+        </w:rPr>
+        <w:t xml:space="preserve">    </w:t>
+      </w:r>
+      <w:r>
+        <w:rPr>
+          <w:rStyle w:val="CommentTok"/>
+        </w:rPr>
+        <w:t xml:space="preserve">// 快慢指针同步移动</w:t>
+      </w:r>
+      <w:r>
+        <w:br/>
+      </w:r>
+      <w:r>
+        <w:rPr>
+          <w:rStyle w:val="NormalTok"/>
+        </w:rPr>
+        <w:t xml:space="preserve">    </w:t>
+      </w:r>
+      <w:r>
+        <w:rPr>
+          <w:rStyle w:val="KeywordTok"/>
+        </w:rPr>
+        <w:t xml:space="preserve">while</w:t>
+      </w:r>
+      <w:r>
+        <w:rPr>
+          <w:rStyle w:val="NormalTok"/>
+        </w:rPr>
+        <w:t xml:space="preserve"> </w:t>
+      </w:r>
+      <w:r>
+        <w:rPr>
+          <w:rStyle w:val="OperatorTok"/>
+        </w:rPr>
+        <w:t xml:space="preserve">(</w:t>
+      </w:r>
+      <w:r>
+        <w:rPr>
+          <w:rStyle w:val="NormalTok"/>
+        </w:rPr>
+        <w:t xml:space="preserve">fast </w:t>
+      </w:r>
+      <w:r>
+        <w:rPr>
+          <w:rStyle w:val="OperatorTok"/>
+        </w:rPr>
+        <w:t xml:space="preserve">!=</w:t>
+      </w:r>
+      <w:r>
+        <w:rPr>
+          <w:rStyle w:val="NormalTok"/>
+        </w:rPr>
+        <w:t xml:space="preserve"> NULL</w:t>
+      </w:r>
+      <w:r>
+        <w:rPr>
+          <w:rStyle w:val="OperatorTok"/>
+        </w:rPr>
+        <w:t xml:space="preserve">)</w:t>
+      </w:r>
+      <w:r>
+        <w:rPr>
+          <w:rStyle w:val="NormalTok"/>
+        </w:rPr>
+        <w:t xml:space="preserve"> </w:t>
+      </w:r>
+      <w:r>
+        <w:rPr>
+          <w:rStyle w:val="OperatorTok"/>
+        </w:rPr>
+        <w:t xml:space="preserve">{</w:t>
+      </w:r>
+      <w:r>
+        <w:br/>
+      </w:r>
+      <w:r>
+        <w:rPr>
+          <w:rStyle w:val="NormalTok"/>
+        </w:rPr>
+        <w:t xml:space="preserve">        fast </w:t>
+      </w:r>
+      <w:r>
+        <w:rPr>
+          <w:rStyle w:val="OperatorTok"/>
+        </w:rPr>
+        <w:t xml:space="preserve">=</w:t>
+      </w:r>
+      <w:r>
+        <w:rPr>
+          <w:rStyle w:val="NormalTok"/>
+        </w:rPr>
+        <w:t xml:space="preserve"> fast</w:t>
+      </w:r>
+      <w:r>
+        <w:rPr>
+          <w:rStyle w:val="OperatorTok"/>
+        </w:rPr>
+        <w:t xml:space="preserve">-&gt;</w:t>
+      </w:r>
+      <w:r>
+        <w:rPr>
+          <w:rStyle w:val="NormalTok"/>
+        </w:rPr>
+        <w:t xml:space="preserve">link</w:t>
+      </w:r>
+      <w:r>
+        <w:rPr>
+          <w:rStyle w:val="OperatorTok"/>
+        </w:rPr>
+        <w:t xml:space="preserve">;</w:t>
+      </w:r>
+      <w:r>
+        <w:br/>
+      </w:r>
+      <w:r>
+        <w:rPr>
+          <w:rStyle w:val="NormalTok"/>
+        </w:rPr>
+        <w:t xml:space="preserve">        slow </w:t>
+      </w:r>
+      <w:r>
+        <w:rPr>
+          <w:rStyle w:val="OperatorTok"/>
+        </w:rPr>
+        <w:t xml:space="preserve">=</w:t>
+      </w:r>
+      <w:r>
+        <w:rPr>
+          <w:rStyle w:val="NormalTok"/>
+        </w:rPr>
+        <w:t xml:space="preserve"> slow</w:t>
+      </w:r>
+      <w:r>
+        <w:rPr>
+          <w:rStyle w:val="OperatorTok"/>
+        </w:rPr>
+        <w:t xml:space="preserve">-&gt;</w:t>
+      </w:r>
+      <w:r>
+        <w:rPr>
+          <w:rStyle w:val="NormalTok"/>
+        </w:rPr>
+        <w:t xml:space="preserve">link</w:t>
+      </w:r>
+      <w:r>
+        <w:rPr>
+          <w:rStyle w:val="OperatorTok"/>
+        </w:rPr>
+        <w:t xml:space="preserve">;</w:t>
+      </w:r>
+      <w:r>
+        <w:br/>
+      </w:r>
+      <w:r>
+        <w:rPr>
+          <w:rStyle w:val="NormalTok"/>
+        </w:rPr>
+        <w:t xml:space="preserve">    </w:t>
+      </w:r>
+      <w:r>
+        <w:rPr>
+          <w:rStyle w:val="OperatorTok"/>
+        </w:rPr>
+        <w:t xml:space="preserve">}</w:t>
+      </w:r>
+      <w:r>
+        <w:br/>
+      </w:r>
+      <w:r>
+        <w:rPr>
+          <w:rStyle w:val="NormalTok"/>
+        </w:rPr>
+        <w:t xml:space="preserve">    </w:t>
+      </w:r>
+      <w:r>
+        <w:br/>
+      </w:r>
+      <w:r>
+        <w:rPr>
+          <w:rStyle w:val="NormalTok"/>
+        </w:rPr>
+        <w:t xml:space="preserve">    </w:t>
+      </w:r>
+      <w:r>
+        <w:rPr>
+          <w:rStyle w:val="CommentTok"/>
+        </w:rPr>
+        <w:t xml:space="preserve">// slow指向倒数第k个结点</w:t>
+      </w:r>
+      <w:r>
+        <w:br/>
+      </w:r>
+      <w:r>
+        <w:rPr>
+          <w:rStyle w:val="NormalTok"/>
+        </w:rPr>
+        <w:t xml:space="preserve">    printf</w:t>
+      </w:r>
+      <w:r>
+        <w:rPr>
+          <w:rStyle w:val="OperatorTok"/>
+        </w:rPr>
+        <w:t xml:space="preserve">(</w:t>
+      </w:r>
+      <w:r>
+        <w:rPr>
+          <w:rStyle w:val="StringTok"/>
+        </w:rPr>
+        <w:t xml:space="preserve">"%d"</w:t>
+      </w:r>
+      <w:r>
+        <w:rPr>
+          <w:rStyle w:val="OperatorTok"/>
+        </w:rPr>
+        <w:t xml:space="preserve">,</w:t>
+      </w:r>
+      <w:r>
+        <w:rPr>
+          <w:rStyle w:val="NormalTok"/>
+        </w:rPr>
+        <w:t xml:space="preserve"> slow</w:t>
+      </w:r>
+      <w:r>
+        <w:rPr>
+          <w:rStyle w:val="OperatorTok"/>
+        </w:rPr>
+        <w:t xml:space="preserve">-&gt;</w:t>
+      </w:r>
+      <w:r>
+        <w:rPr>
+          <w:rStyle w:val="NormalTok"/>
+        </w:rPr>
+        <w:t xml:space="preserve">data</w:t>
+      </w:r>
+      <w:r>
+        <w:rPr>
+          <w:rStyle w:val="OperatorTok"/>
+        </w:rPr>
+        <w:t xml:space="preserve">);</w:t>
+      </w:r>
+      <w:r>
+        <w:br/>
+      </w:r>
+      <w:r>
+        <w:rPr>
+          <w:rStyle w:val="NormalTok"/>
+        </w:rPr>
+        <w:t xml:space="preserve">    </w:t>
+      </w:r>
+      <w:r>
+        <w:rPr>
+          <w:rStyle w:val="KeywordTok"/>
+        </w:rPr>
+        <w:t xml:space="preserve">return</w:t>
+      </w:r>
+      <w:r>
+        <w:rPr>
+          <w:rStyle w:val="NormalTok"/>
+        </w:rPr>
+        <w:t xml:space="preserve"> </w:t>
+      </w:r>
+      <w:r>
+        <w:rPr>
+          <w:rStyle w:val="DecValTok"/>
+        </w:rPr>
+        <w:t xml:space="preserve">1</w:t>
+      </w:r>
+      <w:r>
+        <w:rPr>
+          <w:rStyle w:val="OperatorTok"/>
+        </w:rPr>
+        <w:t xml:space="preserve">;</w:t>
+      </w:r>
+      <w:r>
+        <w:br/>
+      </w:r>
+      <w:r>
+        <w:rPr>
+          <w:rStyle w:val="OperatorTok"/>
+        </w:rPr>
+        <w:t xml:space="preserve">}</w:t>
       </w:r>
     </w:p>
     <w:bookmarkEnd w:id="25"/>
